--- a/data/sample-docs/DOC-20260617-0010.docx
+++ b/data/sample-docs/DOC-20260617-0010.docx
@@ -13,7 +13,7 @@
     </w:p>
     <w:p>
       <w:r>
-        <w:t>Phân loại: nghien_cuu</w:t>
+        <w:t>Phân loại: Nghiên cứu</w:t>
       </w:r>
     </w:p>
     <w:p>
